--- a/docassemble/ReturnCarProperty/data/templates/request_property_in_car_instructions.docx
+++ b/docassemble/ReturnCarProperty/data/templates/request_property_in_car_instructions.docx
@@ -302,7 +302,39 @@
                 <w:sz w:val="24"/>
                 <w:szCs w:val="24"/>
               </w:rPr>
-              <w:t>Print the letter.</w:t>
+              <w:t>{% if know_repo_company %}</w:t>
+            </w:r>
+            <w:r>
+              <w:rPr>
+                <w:rFonts w:ascii="Muli" w:hAnsi="Muli"/>
+                <w:sz w:val="24"/>
+                <w:szCs w:val="24"/>
+              </w:rPr>
+              <w:t>Print the letter</w:t>
+            </w:r>
+            <w:r>
+              <w:rPr>
+                <w:rFonts w:ascii="Muli" w:hAnsi="Muli"/>
+                <w:sz w:val="24"/>
+                <w:szCs w:val="24"/>
+              </w:rPr>
+              <w:t xml:space="preserve"> to the repossession agency</w:t>
+            </w:r>
+            <w:r>
+              <w:rPr>
+                <w:rFonts w:ascii="Muli" w:hAnsi="Muli"/>
+                <w:sz w:val="24"/>
+                <w:szCs w:val="24"/>
+              </w:rPr>
+              <w:t>.</w:t>
+            </w:r>
+            <w:r>
+              <w:rPr>
+                <w:rFonts w:ascii="Muli" w:hAnsi="Muli"/>
+                <w:sz w:val="24"/>
+                <w:szCs w:val="24"/>
+              </w:rPr>
+              <w:t>{% else %}Print the letters.{% endif %}</w:t>
             </w:r>
           </w:p>
         </w:tc>
@@ -423,6 +455,14 @@
                 <w:sz w:val="24"/>
                 <w:szCs w:val="24"/>
               </w:rPr>
+              <w:t>{% if know_repo_company %}</w:t>
+            </w:r>
+            <w:r>
+              <w:rPr>
+                <w:rFonts w:ascii="Muli" w:hAnsi="Muli"/>
+                <w:sz w:val="24"/>
+                <w:szCs w:val="24"/>
+              </w:rPr>
               <w:t xml:space="preserve">Sign </w:t>
             </w:r>
             <w:r>
@@ -432,6 +472,14 @@
                 <w:szCs w:val="24"/>
               </w:rPr>
               <w:t>the letter.</w:t>
+            </w:r>
+            <w:r>
+              <w:rPr>
+                <w:rFonts w:ascii="Muli" w:hAnsi="Muli"/>
+                <w:sz w:val="24"/>
+                <w:szCs w:val="24"/>
+              </w:rPr>
+              <w:t>{% else %}Sign the letter to the creditor.{% endif %}</w:t>
             </w:r>
           </w:p>
         </w:tc>
@@ -552,7 +600,23 @@
                 <w:sz w:val="24"/>
                 <w:szCs w:val="24"/>
               </w:rPr>
+              <w:t>{% if know_repo_company %}</w:t>
+            </w:r>
+            <w:r>
+              <w:rPr>
+                <w:rFonts w:ascii="Muli" w:hAnsi="Muli"/>
+                <w:sz w:val="24"/>
+                <w:szCs w:val="24"/>
+              </w:rPr>
               <w:t>Keep a copy of the letter for your records.</w:t>
+            </w:r>
+            <w:r>
+              <w:rPr>
+                <w:rFonts w:ascii="Muli" w:hAnsi="Muli"/>
+                <w:sz w:val="24"/>
+                <w:szCs w:val="24"/>
+              </w:rPr>
+              <w:t>{% else %} Keep copies of the letters for your records {% endif %}</w:t>
             </w:r>
           </w:p>
         </w:tc>
@@ -656,6 +720,14 @@
                 <w:sz w:val="24"/>
                 <w:szCs w:val="24"/>
               </w:rPr>
+              <w:t>{% if know_repo_company %}</w:t>
+            </w:r>
+            <w:r>
+              <w:rPr>
+                <w:rFonts w:ascii="Muli" w:hAnsi="Muli"/>
+                <w:sz w:val="24"/>
+                <w:szCs w:val="24"/>
+              </w:rPr>
               <w:t xml:space="preserve">Deliver the letter to the </w:t>
             </w:r>
             <w:r>
@@ -672,14 +744,6 @@
                 <w:sz w:val="24"/>
                 <w:szCs w:val="24"/>
               </w:rPr>
-              <w:t xml:space="preserve"> company</w:t>
-            </w:r>
-            <w:r>
-              <w:rPr>
-                <w:rFonts w:ascii="Muli" w:hAnsi="Muli"/>
-                <w:sz w:val="24"/>
-                <w:szCs w:val="24"/>
-              </w:rPr>
               <w:t xml:space="preserve"> </w:t>
             </w:r>
             <w:r>
@@ -688,7 +752,39 @@
                 <w:sz w:val="24"/>
                 <w:szCs w:val="24"/>
               </w:rPr>
-              <w:t>by certified mail. You can learn more about certified mail at</w:t>
+              <w:t>agency</w:t>
+            </w:r>
+            <w:r>
+              <w:rPr>
+                <w:rFonts w:ascii="Muli" w:hAnsi="Muli"/>
+                <w:sz w:val="24"/>
+                <w:szCs w:val="24"/>
+              </w:rPr>
+              <w:t xml:space="preserve"> </w:t>
+            </w:r>
+            <w:r>
+              <w:rPr>
+                <w:rFonts w:ascii="Muli" w:hAnsi="Muli"/>
+                <w:sz w:val="24"/>
+                <w:szCs w:val="24"/>
+              </w:rPr>
+              <w:t>by certified mail.</w:t>
+            </w:r>
+            <w:r>
+              <w:rPr>
+                <w:rFonts w:ascii="Muli" w:hAnsi="Muli"/>
+                <w:sz w:val="24"/>
+                <w:szCs w:val="24"/>
+              </w:rPr>
+              <w:t xml:space="preserve"> </w:t>
+            </w:r>
+            <w:r>
+              <w:rPr>
+                <w:rFonts w:ascii="Muli" w:hAnsi="Muli"/>
+                <w:sz w:val="24"/>
+                <w:szCs w:val="24"/>
+              </w:rPr>
+              <w:t>You can learn more about certified mail at</w:t>
             </w:r>
             <w:r>
               <w:rPr>
@@ -711,6 +807,107 @@
             </w:hyperlink>
             <w:r>
               <w:t>.</w:t>
+            </w:r>
+            <w:r>
+              <w:rPr>
+                <w:rFonts w:ascii="Muli" w:hAnsi="Muli"/>
+                <w:sz w:val="24"/>
+                <w:szCs w:val="24"/>
+              </w:rPr>
+              <w:t>{% else %}Deliver the letter to the creditor by certified mail.</w:t>
+            </w:r>
+            <w:r>
+              <w:rPr>
+                <w:rFonts w:ascii="Muli" w:hAnsi="Muli"/>
+                <w:sz w:val="24"/>
+                <w:szCs w:val="24"/>
+              </w:rPr>
+              <w:t xml:space="preserve"> </w:t>
+            </w:r>
+            <w:r>
+              <w:rPr>
+                <w:rFonts w:ascii="Muli" w:hAnsi="Muli"/>
+                <w:sz w:val="24"/>
+                <w:szCs w:val="24"/>
+              </w:rPr>
+              <w:t>You can learn more about certified mail at</w:t>
+            </w:r>
+            <w:r>
+              <w:rPr>
+                <w:rFonts w:ascii="Muli" w:hAnsi="Muli"/>
+                <w:sz w:val="24"/>
+                <w:szCs w:val="24"/>
+              </w:rPr>
+              <w:t xml:space="preserve"> </w:t>
+            </w:r>
+            <w:hyperlink r:id="rId13" w:history="1">
+              <w:r>
+                <w:rPr>
+                  <w:rStyle w:val="Hyperlink"/>
+                  <w:rFonts w:ascii="Muli" w:hAnsi="Muli"/>
+                  <w:sz w:val="24"/>
+                  <w:szCs w:val="24"/>
+                </w:rPr>
+                <w:t>https://faq.usps.com/s/article/Certified-Mail-The-Basics</w:t>
+              </w:r>
+            </w:hyperlink>
+            <w:r>
+              <w:t>.</w:t>
+            </w:r>
+            <w:r>
+              <w:rPr>
+                <w:rFonts w:ascii="Muli" w:hAnsi="Muli"/>
+                <w:sz w:val="24"/>
+                <w:szCs w:val="24"/>
+              </w:rPr>
+              <w:br/>
+            </w:r>
+          </w:p>
+          <w:p>
+            <w:pPr>
+              <w:pStyle w:val="ListParagraph"/>
+              <w:numPr>
+                <w:ilvl w:val="0"/>
+                <w:numId w:val="1"/>
+              </w:numPr>
+              <w:spacing w:line="240" w:lineRule="auto"/>
+              <w:rPr>
+                <w:rFonts w:ascii="Muli" w:hAnsi="Muli"/>
+                <w:sz w:val="24"/>
+                <w:szCs w:val="24"/>
+              </w:rPr>
+            </w:pPr>
+            <w:r>
+              <w:rPr>
+                <w:rFonts w:ascii="Muli" w:hAnsi="Muli"/>
+                <w:sz w:val="24"/>
+                <w:szCs w:val="24"/>
+              </w:rPr>
+              <w:t xml:space="preserve">Once you learn the repossession agency’s name and address, add them to the letter to the repossession agency, sign </w:t>
+            </w:r>
+            <w:r>
+              <w:rPr>
+                <w:rFonts w:ascii="Muli" w:hAnsi="Muli"/>
+                <w:sz w:val="24"/>
+                <w:szCs w:val="24"/>
+              </w:rPr>
+              <w:t xml:space="preserve">and date </w:t>
+            </w:r>
+            <w:r>
+              <w:rPr>
+                <w:rFonts w:ascii="Muli" w:hAnsi="Muli"/>
+                <w:sz w:val="24"/>
+                <w:szCs w:val="24"/>
+              </w:rPr>
+              <w:t>it, and send it by certified mail.</w:t>
+            </w:r>
+            <w:r>
+              <w:rPr>
+                <w:rFonts w:ascii="Muli" w:hAnsi="Muli"/>
+                <w:sz w:val="24"/>
+                <w:szCs w:val="24"/>
+              </w:rPr>
+              <w:t>{% endif %}</w:t>
             </w:r>
           </w:p>
         </w:tc>
@@ -745,7 +942,37 @@
           <w:sz w:val="28"/>
           <w:szCs w:val="28"/>
         </w:rPr>
-        <w:t xml:space="preserve">Do not send these instructions to the </w:t>
+        <w:t xml:space="preserve">Do not send these instructions to </w:t>
+      </w:r>
+      <w:r>
+        <w:rPr>
+          <w:rFonts w:ascii="Muli" w:hAnsi="Muli"/>
+          <w:b/>
+          <w:bCs/>
+          <w:sz w:val="28"/>
+          <w:szCs w:val="28"/>
+        </w:rPr>
+        <w:t>the creditor</w:t>
+      </w:r>
+      <w:r>
+        <w:rPr>
+          <w:rFonts w:ascii="Muli" w:hAnsi="Muli"/>
+          <w:b/>
+          <w:bCs/>
+          <w:sz w:val="28"/>
+          <w:szCs w:val="28"/>
+        </w:rPr>
+        <w:t xml:space="preserve"> or the</w:t>
+      </w:r>
+      <w:r>
+        <w:rPr>
+          <w:rFonts w:ascii="Muli" w:hAnsi="Muli"/>
+          <w:b/>
+          <w:bCs/>
+          <w:sz w:val="28"/>
+          <w:szCs w:val="28"/>
+        </w:rPr>
+        <w:t xml:space="preserve"> </w:t>
       </w:r>
       <w:r>
         <w:rPr>
@@ -765,7 +992,17 @@
           <w:sz w:val="28"/>
           <w:szCs w:val="28"/>
         </w:rPr>
-        <w:t xml:space="preserve"> company</w:t>
+        <w:t xml:space="preserve"> </w:t>
+      </w:r>
+      <w:r>
+        <w:rPr>
+          <w:rFonts w:ascii="Muli" w:hAnsi="Muli"/>
+          <w:b/>
+          <w:bCs/>
+          <w:sz w:val="28"/>
+          <w:szCs w:val="28"/>
+        </w:rPr>
+        <w:t>agency</w:t>
       </w:r>
       <w:r>
         <w:rPr>
@@ -791,7 +1028,7 @@
     </w:p>
     <w:p/>
     <w:sectPr>
-      <w:footerReference w:type="first" r:id="rId13"/>
+      <w:footerReference w:type="first" r:id="rId14"/>
       <w:pgSz w:w="12240" w:h="15840"/>
       <w:pgMar w:top="864" w:right="1152" w:bottom="1440" w:left="1440" w:header="720" w:footer="720" w:gutter="0"/>
       <w:pgNumType w:start="1"/>

--- a/docassemble/ReturnCarProperty/data/templates/request_property_in_car_instructions.docx
+++ b/docassemble/ReturnCarProperty/data/templates/request_property_in_car_instructions.docx
@@ -90,7 +90,29 @@
           <w:sz w:val="40"/>
           <w:szCs w:val="40"/>
         </w:rPr>
-        <w:t xml:space="preserve">equest return of personal </w:t>
+        <w:t xml:space="preserve">equest return of </w:t>
+      </w:r>
+      <w:proofErr w:type="gramStart"/>
+      <w:r>
+        <w:rPr>
+          <w:rFonts w:ascii="Muli" w:hAnsi="Muli"/>
+          <w:b/>
+          <w:bCs/>
+          <w:sz w:val="40"/>
+          <w:szCs w:val="40"/>
+        </w:rPr>
+        <w:t>personal</w:t>
+      </w:r>
+      <w:proofErr w:type="gramEnd"/>
+      <w:r>
+        <w:rPr>
+          <w:rFonts w:ascii="Muli" w:hAnsi="Muli"/>
+          <w:b/>
+          <w:bCs/>
+          <w:sz w:val="40"/>
+          <w:szCs w:val="40"/>
+        </w:rPr>
+        <w:t xml:space="preserve"> </w:t>
       </w:r>
     </w:p>
     <w:p>
@@ -155,7 +177,25 @@
           <w:sz w:val="24"/>
           <w:szCs w:val="24"/>
         </w:rPr>
-        <w:t>You made your letter. Here’s what to do next.</w:t>
+        <w:t xml:space="preserve">You </w:t>
+      </w:r>
+      <w:proofErr w:type="gramStart"/>
+      <w:r>
+        <w:rPr>
+          <w:rFonts w:ascii="Muli" w:hAnsi="Muli"/>
+          <w:sz w:val="24"/>
+          <w:szCs w:val="24"/>
+        </w:rPr>
+        <w:t>made</w:t>
+      </w:r>
+      <w:proofErr w:type="gramEnd"/>
+      <w:r>
+        <w:rPr>
+          <w:rFonts w:ascii="Muli" w:hAnsi="Muli"/>
+          <w:sz w:val="24"/>
+          <w:szCs w:val="24"/>
+        </w:rPr>
+        <w:t xml:space="preserve"> your letter. Here’s what to do next.</w:t>
       </w:r>
     </w:p>
     <w:p>
@@ -208,10 +248,10 @@
                 <w:lang w:val="en-US"/>
               </w:rPr>
               <w:drawing>
-                <wp:inline distT="0" distB="0" distL="0" distR="0" wp14:anchorId="7884D413" wp14:editId="2D656EB2">
+                <wp:inline distT="0" distB="0" distL="0" distR="0" wp14:anchorId="7884D413" wp14:editId="46AA6A53">
                   <wp:extent cx="914400" cy="914400"/>
                   <wp:effectExtent l="0" t="0" r="0" b="0"/>
-                  <wp:docPr id="2" name="Picture 2" descr="A black and white symbol with a paper&#10;&#10;AI-generated content may be incorrect."/>
+                  <wp:docPr id="2" name="Picture 2"/>
                   <wp:cNvGraphicFramePr>
                     <a:graphicFrameLocks xmlns:a="http://schemas.openxmlformats.org/drawingml/2006/main" noChangeAspect="1"/>
                   </wp:cNvGraphicFramePr>
@@ -219,14 +259,14 @@
                     <a:graphicData uri="http://schemas.openxmlformats.org/drawingml/2006/picture">
                       <pic:pic xmlns:pic="http://schemas.openxmlformats.org/drawingml/2006/picture">
                         <pic:nvPicPr>
-                          <pic:cNvPr id="2" name="Picture 2" descr="A black and white symbol with a paper&#10;&#10;AI-generated content may be incorrect."/>
+                          <pic:cNvPr id="2" name="Picture 2"/>
                           <pic:cNvPicPr/>
                         </pic:nvPicPr>
                         <pic:blipFill>
                           <a:blip r:embed="rId8">
                             <a:extLst>
-                              <a:ext uri="{28A0092B-C50C-407E-A947-70E740481C1C}">
-                                <a14:useLocalDpi xmlns:a14="http://schemas.microsoft.com/office/drawing/2010/main" val="0"/>
+                              <a:ext uri="{96DAC541-7B7A-43D3-8B79-37D633B846F1}">
+                                <asvg:svgBlip xmlns:asvg="http://schemas.microsoft.com/office/drawing/2016/SVG/main" r:embed="rId9"/>
                               </a:ext>
                             </a:extLst>
                           </a:blip>
@@ -302,14 +342,6 @@
                 <w:sz w:val="24"/>
                 <w:szCs w:val="24"/>
               </w:rPr>
-              <w:t>{% if know_repo_company %}</w:t>
-            </w:r>
-            <w:r>
-              <w:rPr>
-                <w:rFonts w:ascii="Muli" w:hAnsi="Muli"/>
-                <w:sz w:val="24"/>
-                <w:szCs w:val="24"/>
-              </w:rPr>
               <w:t>Print the letter</w:t>
             </w:r>
             <w:r>
@@ -327,14 +359,6 @@
                 <w:szCs w:val="24"/>
               </w:rPr>
               <w:t>.</w:t>
-            </w:r>
-            <w:r>
-              <w:rPr>
-                <w:rFonts w:ascii="Muli" w:hAnsi="Muli"/>
-                <w:sz w:val="24"/>
-                <w:szCs w:val="24"/>
-              </w:rPr>
-              <w:t>{% else %}Print the letters.{% endif %}</w:t>
             </w:r>
           </w:p>
         </w:tc>
@@ -362,10 +386,10 @@
                 <w:lang w:val="en-US"/>
               </w:rPr>
               <w:drawing>
-                <wp:inline distT="0" distB="0" distL="0" distR="0" wp14:anchorId="25DA31F0" wp14:editId="27546F51">
+                <wp:inline distT="0" distB="0" distL="0" distR="0" wp14:anchorId="25DA31F0" wp14:editId="15676B09">
                   <wp:extent cx="914400" cy="914400"/>
                   <wp:effectExtent l="0" t="0" r="0" b="0"/>
-                  <wp:docPr id="3" name="Picture 3" descr="A black and white sign with a pen and x&#10;&#10;AI-generated content may be incorrect."/>
+                  <wp:docPr id="3" name="Picture 3"/>
                   <wp:cNvGraphicFramePr>
                     <a:graphicFrameLocks xmlns:a="http://schemas.openxmlformats.org/drawingml/2006/main" noChangeAspect="1"/>
                   </wp:cNvGraphicFramePr>
@@ -373,14 +397,14 @@
                     <a:graphicData uri="http://schemas.openxmlformats.org/drawingml/2006/picture">
                       <pic:pic xmlns:pic="http://schemas.openxmlformats.org/drawingml/2006/picture">
                         <pic:nvPicPr>
-                          <pic:cNvPr id="3" name="Picture 3" descr="A black and white sign with a pen and x&#10;&#10;AI-generated content may be incorrect."/>
+                          <pic:cNvPr id="3" name="Picture 3"/>
                           <pic:cNvPicPr/>
                         </pic:nvPicPr>
                         <pic:blipFill>
-                          <a:blip r:embed="rId9">
+                          <a:blip r:embed="rId10">
                             <a:extLst>
-                              <a:ext uri="{28A0092B-C50C-407E-A947-70E740481C1C}">
-                                <a14:useLocalDpi xmlns:a14="http://schemas.microsoft.com/office/drawing/2010/main" val="0"/>
+                              <a:ext uri="{96DAC541-7B7A-43D3-8B79-37D633B846F1}">
+                                <asvg:svgBlip xmlns:asvg="http://schemas.microsoft.com/office/drawing/2016/SVG/main" r:embed="rId11"/>
                               </a:ext>
                             </a:extLst>
                           </a:blip>
@@ -455,14 +479,6 @@
                 <w:sz w:val="24"/>
                 <w:szCs w:val="24"/>
               </w:rPr>
-              <w:t>{% if know_repo_company %}</w:t>
-            </w:r>
-            <w:r>
-              <w:rPr>
-                <w:rFonts w:ascii="Muli" w:hAnsi="Muli"/>
-                <w:sz w:val="24"/>
-                <w:szCs w:val="24"/>
-              </w:rPr>
               <w:t xml:space="preserve">Sign </w:t>
             </w:r>
             <w:r>
@@ -471,7 +487,7 @@
                 <w:sz w:val="24"/>
                 <w:szCs w:val="24"/>
               </w:rPr>
-              <w:t>the letter.</w:t>
+              <w:t>the letter</w:t>
             </w:r>
             <w:r>
               <w:rPr>
@@ -479,7 +495,7 @@
                 <w:sz w:val="24"/>
                 <w:szCs w:val="24"/>
               </w:rPr>
-              <w:t>{% else %}Sign the letter to the creditor.{% endif %}</w:t>
+              <w:t>.</w:t>
             </w:r>
           </w:p>
         </w:tc>
@@ -507,10 +523,10 @@
                 <w:lang w:val="en-US"/>
               </w:rPr>
               <w:drawing>
-                <wp:inline distT="0" distB="0" distL="0" distR="0" wp14:anchorId="16227D2D" wp14:editId="6D3F494B">
+                <wp:inline distT="0" distB="0" distL="0" distR="0" wp14:anchorId="16227D2D" wp14:editId="7448F189">
                   <wp:extent cx="914400" cy="914400"/>
                   <wp:effectExtent l="0" t="0" r="0" b="0"/>
-                  <wp:docPr id="6" name="Picture 6" descr="A black and white symbol with a few papers&#10;&#10;AI-generated content may be incorrect."/>
+                  <wp:docPr id="6" name="Picture 6"/>
                   <wp:cNvGraphicFramePr>
                     <a:graphicFrameLocks xmlns:a="http://schemas.openxmlformats.org/drawingml/2006/main" noChangeAspect="1"/>
                   </wp:cNvGraphicFramePr>
@@ -518,14 +534,14 @@
                     <a:graphicData uri="http://schemas.openxmlformats.org/drawingml/2006/picture">
                       <pic:pic xmlns:pic="http://schemas.openxmlformats.org/drawingml/2006/picture">
                         <pic:nvPicPr>
-                          <pic:cNvPr id="6" name="Picture 6" descr="A black and white symbol with a few papers&#10;&#10;AI-generated content may be incorrect."/>
+                          <pic:cNvPr id="6" name="Picture 6"/>
                           <pic:cNvPicPr/>
                         </pic:nvPicPr>
                         <pic:blipFill>
-                          <a:blip r:embed="rId10">
+                          <a:blip r:embed="rId12">
                             <a:extLst>
-                              <a:ext uri="{28A0092B-C50C-407E-A947-70E740481C1C}">
-                                <a14:useLocalDpi xmlns:a14="http://schemas.microsoft.com/office/drawing/2010/main" val="0"/>
+                              <a:ext uri="{96DAC541-7B7A-43D3-8B79-37D633B846F1}">
+                                <asvg:svgBlip xmlns:asvg="http://schemas.microsoft.com/office/drawing/2016/SVG/main" r:embed="rId13"/>
                               </a:ext>
                             </a:extLst>
                           </a:blip>
@@ -600,23 +616,7 @@
                 <w:sz w:val="24"/>
                 <w:szCs w:val="24"/>
               </w:rPr>
-              <w:t>{% if know_repo_company %}</w:t>
-            </w:r>
-            <w:r>
-              <w:rPr>
-                <w:rFonts w:ascii="Muli" w:hAnsi="Muli"/>
-                <w:sz w:val="24"/>
-                <w:szCs w:val="24"/>
-              </w:rPr>
               <w:t>Keep a copy of the letter for your records.</w:t>
-            </w:r>
-            <w:r>
-              <w:rPr>
-                <w:rFonts w:ascii="Muli" w:hAnsi="Muli"/>
-                <w:sz w:val="24"/>
-                <w:szCs w:val="24"/>
-              </w:rPr>
-              <w:t>{% else %} Keep copies of the letters for your records {% endif %}</w:t>
             </w:r>
           </w:p>
         </w:tc>
@@ -644,10 +644,10 @@
                 <w:lang w:val="en-US"/>
               </w:rPr>
               <w:drawing>
-                <wp:inline distT="0" distB="0" distL="0" distR="0" wp14:anchorId="7284529A" wp14:editId="2FEBBE67">
+                <wp:inline distT="0" distB="0" distL="0" distR="0" wp14:anchorId="7284529A" wp14:editId="5E20FDC1">
                   <wp:extent cx="914400" cy="914400"/>
                   <wp:effectExtent l="0" t="0" r="0" b="0"/>
-                  <wp:docPr id="5" name="Picture 5" descr="A black and white picture of a envelope&#10;&#10;AI-generated content may be incorrect."/>
+                  <wp:docPr id="5" name="Picture 5"/>
                   <wp:cNvGraphicFramePr>
                     <a:graphicFrameLocks xmlns:a="http://schemas.openxmlformats.org/drawingml/2006/main" noChangeAspect="1"/>
                   </wp:cNvGraphicFramePr>
@@ -655,14 +655,14 @@
                     <a:graphicData uri="http://schemas.openxmlformats.org/drawingml/2006/picture">
                       <pic:pic xmlns:pic="http://schemas.openxmlformats.org/drawingml/2006/picture">
                         <pic:nvPicPr>
-                          <pic:cNvPr id="5" name="Picture 5" descr="A black and white picture of a envelope&#10;&#10;AI-generated content may be incorrect."/>
+                          <pic:cNvPr id="5" name="Picture 5"/>
                           <pic:cNvPicPr/>
                         </pic:nvPicPr>
                         <pic:blipFill>
-                          <a:blip r:embed="rId11">
+                          <a:blip r:embed="rId14">
                             <a:extLst>
-                              <a:ext uri="{28A0092B-C50C-407E-A947-70E740481C1C}">
-                                <a14:useLocalDpi xmlns:a14="http://schemas.microsoft.com/office/drawing/2010/main" val="0"/>
+                              <a:ext uri="{96DAC541-7B7A-43D3-8B79-37D633B846F1}">
+                                <asvg:svgBlip xmlns:asvg="http://schemas.microsoft.com/office/drawing/2016/SVG/main" r:embed="rId15"/>
                               </a:ext>
                             </a:extLst>
                           </a:blip>
@@ -720,14 +720,6 @@
                 <w:sz w:val="24"/>
                 <w:szCs w:val="24"/>
               </w:rPr>
-              <w:t>{% if know_repo_company %}</w:t>
-            </w:r>
-            <w:r>
-              <w:rPr>
-                <w:rFonts w:ascii="Muli" w:hAnsi="Muli"/>
-                <w:sz w:val="24"/>
-                <w:szCs w:val="24"/>
-              </w:rPr>
               <w:t xml:space="preserve">Deliver the letter to the </w:t>
             </w:r>
             <w:r>
@@ -776,25 +768,17 @@
                 <w:sz w:val="24"/>
                 <w:szCs w:val="24"/>
               </w:rPr>
+              <w:t xml:space="preserve"> You can learn more about certified mail at</w:t>
+            </w:r>
+            <w:r>
+              <w:rPr>
+                <w:rFonts w:ascii="Muli" w:hAnsi="Muli"/>
+                <w:sz w:val="24"/>
+                <w:szCs w:val="24"/>
+              </w:rPr>
               <w:t xml:space="preserve"> </w:t>
             </w:r>
-            <w:r>
-              <w:rPr>
-                <w:rFonts w:ascii="Muli" w:hAnsi="Muli"/>
-                <w:sz w:val="24"/>
-                <w:szCs w:val="24"/>
-              </w:rPr>
-              <w:t>You can learn more about certified mail at</w:t>
-            </w:r>
-            <w:r>
-              <w:rPr>
-                <w:rFonts w:ascii="Muli" w:hAnsi="Muli"/>
-                <w:sz w:val="24"/>
-                <w:szCs w:val="24"/>
-              </w:rPr>
-              <w:t xml:space="preserve"> </w:t>
-            </w:r>
-            <w:hyperlink r:id="rId12" w:history="1">
+            <w:hyperlink r:id="rId16" w:history="1">
               <w:r>
                 <w:rPr>
                   <w:rStyle w:val="Hyperlink"/>
@@ -808,107 +792,6 @@
             <w:r>
               <w:t>.</w:t>
             </w:r>
-            <w:r>
-              <w:rPr>
-                <w:rFonts w:ascii="Muli" w:hAnsi="Muli"/>
-                <w:sz w:val="24"/>
-                <w:szCs w:val="24"/>
-              </w:rPr>
-              <w:t>{% else %}Deliver the letter to the creditor by certified mail.</w:t>
-            </w:r>
-            <w:r>
-              <w:rPr>
-                <w:rFonts w:ascii="Muli" w:hAnsi="Muli"/>
-                <w:sz w:val="24"/>
-                <w:szCs w:val="24"/>
-              </w:rPr>
-              <w:t xml:space="preserve"> </w:t>
-            </w:r>
-            <w:r>
-              <w:rPr>
-                <w:rFonts w:ascii="Muli" w:hAnsi="Muli"/>
-                <w:sz w:val="24"/>
-                <w:szCs w:val="24"/>
-              </w:rPr>
-              <w:t>You can learn more about certified mail at</w:t>
-            </w:r>
-            <w:r>
-              <w:rPr>
-                <w:rFonts w:ascii="Muli" w:hAnsi="Muli"/>
-                <w:sz w:val="24"/>
-                <w:szCs w:val="24"/>
-              </w:rPr>
-              <w:t xml:space="preserve"> </w:t>
-            </w:r>
-            <w:hyperlink r:id="rId13" w:history="1">
-              <w:r>
-                <w:rPr>
-                  <w:rStyle w:val="Hyperlink"/>
-                  <w:rFonts w:ascii="Muli" w:hAnsi="Muli"/>
-                  <w:sz w:val="24"/>
-                  <w:szCs w:val="24"/>
-                </w:rPr>
-                <w:t>https://faq.usps.com/s/article/Certified-Mail-The-Basics</w:t>
-              </w:r>
-            </w:hyperlink>
-            <w:r>
-              <w:t>.</w:t>
-            </w:r>
-            <w:r>
-              <w:rPr>
-                <w:rFonts w:ascii="Muli" w:hAnsi="Muli"/>
-                <w:sz w:val="24"/>
-                <w:szCs w:val="24"/>
-              </w:rPr>
-              <w:br/>
-            </w:r>
-          </w:p>
-          <w:p>
-            <w:pPr>
-              <w:pStyle w:val="ListParagraph"/>
-              <w:numPr>
-                <w:ilvl w:val="0"/>
-                <w:numId w:val="1"/>
-              </w:numPr>
-              <w:spacing w:line="240" w:lineRule="auto"/>
-              <w:rPr>
-                <w:rFonts w:ascii="Muli" w:hAnsi="Muli"/>
-                <w:sz w:val="24"/>
-                <w:szCs w:val="24"/>
-              </w:rPr>
-            </w:pPr>
-            <w:r>
-              <w:rPr>
-                <w:rFonts w:ascii="Muli" w:hAnsi="Muli"/>
-                <w:sz w:val="24"/>
-                <w:szCs w:val="24"/>
-              </w:rPr>
-              <w:t xml:space="preserve">Once you learn the repossession agency’s name and address, add them to the letter to the repossession agency, sign </w:t>
-            </w:r>
-            <w:r>
-              <w:rPr>
-                <w:rFonts w:ascii="Muli" w:hAnsi="Muli"/>
-                <w:sz w:val="24"/>
-                <w:szCs w:val="24"/>
-              </w:rPr>
-              <w:t xml:space="preserve">and date </w:t>
-            </w:r>
-            <w:r>
-              <w:rPr>
-                <w:rFonts w:ascii="Muli" w:hAnsi="Muli"/>
-                <w:sz w:val="24"/>
-                <w:szCs w:val="24"/>
-              </w:rPr>
-              <w:t>it, and send it by certified mail.</w:t>
-            </w:r>
-            <w:r>
-              <w:rPr>
-                <w:rFonts w:ascii="Muli" w:hAnsi="Muli"/>
-                <w:sz w:val="24"/>
-                <w:szCs w:val="24"/>
-              </w:rPr>
-              <w:t>{% endif %}</w:t>
-            </w:r>
           </w:p>
         </w:tc>
       </w:tr>
@@ -952,17 +835,7 @@
           <w:sz w:val="28"/>
           <w:szCs w:val="28"/>
         </w:rPr>
-        <w:t>the creditor</w:t>
-      </w:r>
-      <w:r>
-        <w:rPr>
-          <w:rFonts w:ascii="Muli" w:hAnsi="Muli"/>
-          <w:b/>
-          <w:bCs/>
-          <w:sz w:val="28"/>
-          <w:szCs w:val="28"/>
-        </w:rPr>
-        <w:t xml:space="preserve"> or the</w:t>
+        <w:t>the</w:t>
       </w:r>
       <w:r>
         <w:rPr>
@@ -1028,7 +901,7 @@
     </w:p>
     <w:p/>
     <w:sectPr>
-      <w:footerReference w:type="first" r:id="rId14"/>
+      <w:footerReference w:type="first" r:id="rId17"/>
       <w:pgSz w:w="12240" w:h="15840"/>
       <w:pgMar w:top="864" w:right="1152" w:bottom="1440" w:left="1440" w:header="720" w:footer="720" w:gutter="0"/>
       <w:pgNumType w:start="1"/>
